--- a/applications/smaller_firms/letters/29_Will_McGowan_CoverLetter_QuilterCheviot.docx
+++ b/applications/smaller_firms/letters/29_Will_McGowan_CoverLetter_QuilterCheviot.docx
@@ -150,7 +150,7 @@
         <w:rPr>
           <w:b w:val="0"/>
         </w:rPr>
-        <w:t>I pair that with a rigorous grounding in how investments behave. I tested CAPM on 704 anomaly portfolios across 56 countries, and my dissertation forecasts European gas volatility with mixed-frequency (MIDAS) models, testing whether better risk forecasts improve a volatility-targeted strategy. Private banking appeals to me because it brings both sides together: rigorous investment thinking in service of a long-term relationship with a client and their family. As Head Mixologist at Le Set, a new 200-cover Glasgow venue, I also train around 15 staff to deliver a consistent standard every shift.</w:t>
+        <w:t>I pair that with a rigorous grounding in how investments behave. I tested CAPM on 694 anomaly portfolios across 54 countries, and my dissertation forecasts European gas volatility with mixed-frequency (MIDAS) models, testing whether better risk forecasts improve a volatility-targeted strategy. Private banking appeals to me because it brings both sides together: rigorous investment thinking in service of a long-term relationship with a client and their family. As Head Mixologist at Le Set, a new 200-cover Glasgow venue, I also train around 15 staff to deliver a consistent standard every shift.</w:t>
       </w:r>
     </w:p>
     <w:p>

--- a/applications/smaller_firms/letters/29_Will_McGowan_CoverLetter_QuilterCheviot.docx
+++ b/applications/smaller_firms/letters/29_Will_McGowan_CoverLetter_QuilterCheviot.docx
@@ -150,7 +150,7 @@
         <w:rPr>
           <w:b w:val="0"/>
         </w:rPr>
-        <w:t>I pair that with a rigorous grounding in how investments behave. I tested CAPM on 694 anomaly portfolios across 54 countries, and my dissertation forecasts European gas volatility with mixed-frequency (MIDAS) models, testing whether better risk forecasts improve a volatility-targeted strategy. Private banking appeals to me because it brings both sides together: rigorous investment thinking in service of a long-term relationship with a client and their family. As Head Mixologist at Le Set, a new 200-cover Glasgow venue, I also train around 15 staff to deliver a consistent standard every shift.</w:t>
+        <w:t>I pair that with a rigorous grounding in how investments behave. I tested CAPM on 694 anomaly portfolios across 54 countries, and my dissertation tests whether governments that hedge oil change how their currencies react to OPEC news, and whether any effect that remains is worth trading after costs. Private banking appeals to me because it brings both sides together: rigorous investment thinking in service of a long-term relationship with a client and their family. As Head Mixologist at Le Set, a new 200-cover Glasgow venue, I also train around 15 staff to deliver a consistent standard every shift.</w:t>
       </w:r>
     </w:p>
     <w:p>
